--- a/Brandon Oltarsh.docx
+++ b/Brandon Oltarsh.docx
@@ -199,22 +199,14 @@
     </w:p>
     <w:p>
       <w:pPr>
-        <w:spacing w:before="40" w:after="40" w:line="240" w:lineRule="auto"/>
-        <w:rPr>
-          <w:b/>
-          <w:bCs/>
-          <w:sz w:val="28"/>
-          <w:szCs w:val="28"/>
-          <w:u w:val="single"/>
-        </w:rPr>
-      </w:pPr>
-      <w:r>
-        <w:rPr>
-          <w:b/>
-          <w:bCs/>
-          <w:sz w:val="28"/>
-          <w:szCs w:val="28"/>
-          <w:u w:val="single"/>
+        <w:pStyle w:val="Heading2"/>
+        <w:rPr>
+          <w:color w:val="000000" w:themeColor="text1"/>
+        </w:rPr>
+      </w:pPr>
+      <w:r>
+        <w:rPr>
+          <w:color w:val="000000" w:themeColor="text1"/>
         </w:rPr>
         <w:t>Experience</w:t>
       </w:r>
@@ -685,7 +677,7 @@
         </w:rPr>
       </w:pPr>
       <w:r>
-        <w:t>NX, Autodesk Inventor, Fusion 360, Onshape</w:t>
+        <w:t>Python, C, HTML, CSS</w:t>
       </w:r>
     </w:p>
     <w:p>
@@ -705,7 +697,7 @@
         </w:rPr>
       </w:pPr>
       <w:r>
-        <w:t>CNC Machining (100+ hours experience on a CAMaster Cobra)</w:t>
+        <w:t>NX, Autodesk Inventor, Fusion 360, Onshape</w:t>
       </w:r>
     </w:p>
     <w:p>
@@ -725,7 +717,7 @@
         </w:rPr>
       </w:pPr>
       <w:r>
-        <w:t>FDM 3D Printing (experience with many commercial slicers)</w:t>
+        <w:t>CNC Machining (100+ hours experience on a CAMaster Cobra)</w:t>
       </w:r>
     </w:p>
     <w:p>
@@ -745,11 +737,44 @@
         </w:rPr>
       </w:pPr>
       <w:r>
+        <w:t>FDM 3D Printing (experience with many commercial slicers)</w:t>
+      </w:r>
+    </w:p>
+    <w:p>
+      <w:pPr>
+        <w:pStyle w:val="ListParagraph"/>
+        <w:numPr>
+          <w:ilvl w:val="0"/>
+          <w:numId w:val="1"/>
+        </w:numPr>
+        <w:spacing w:before="40" w:after="40" w:line="240" w:lineRule="auto"/>
+        <w:rPr>
+          <w:b/>
+          <w:bCs/>
+          <w:sz w:val="28"/>
+          <w:szCs w:val="28"/>
+          <w:u w:val="single"/>
+        </w:rPr>
+      </w:pPr>
+      <w:r>
         <w:t>Excel</w:t>
       </w:r>
       <w:r>
         <w:t xml:space="preserve"> suite, Google suite</w:t>
       </w:r>
+    </w:p>
+    <w:p>
+      <w:pPr>
+        <w:pStyle w:val="ListParagraph"/>
+        <w:spacing w:before="40" w:after="40" w:line="240" w:lineRule="auto"/>
+        <w:rPr>
+          <w:b/>
+          <w:bCs/>
+          <w:sz w:val="28"/>
+          <w:szCs w:val="28"/>
+          <w:u w:val="single"/>
+        </w:rPr>
+      </w:pPr>
     </w:p>
     <w:sectPr>
       <w:pgSz w:w="12240" w:h="15840"/>
@@ -1765,7 +1790,6 @@
     <w:next w:val="Normal"/>
     <w:link w:val="Heading2Char"/>
     <w:uiPriority w:val="9"/>
-    <w:semiHidden/>
     <w:unhideWhenUsed/>
     <w:qFormat/>
     <w:rsid w:val="001A32FA"/>
@@ -1982,7 +2006,6 @@
     <w:basedOn w:val="DefaultParagraphFont"/>
     <w:link w:val="Heading2"/>
     <w:uiPriority w:val="9"/>
-    <w:semiHidden/>
     <w:rsid w:val="001A32FA"/>
     <w:rPr>
       <w:rFonts w:asciiTheme="majorHAnsi" w:eastAsiaTheme="majorEastAsia" w:hAnsiTheme="majorHAnsi" w:cstheme="majorBidi"/>

--- a/Brandon Oltarsh.docx
+++ b/Brandon Oltarsh.docx
@@ -266,7 +266,21 @@
         <w:spacing w:before="40" w:after="40" w:line="240" w:lineRule="auto"/>
       </w:pPr>
       <w:r>
-        <w:t>Using Matlab to analyze regenerative cooling of a 500-pound force liquid rocket engine</w:t>
+        <w:t>Using</w:t>
+      </w:r>
+      <w:r>
+        <w:t xml:space="preserve"> Python and</w:t>
+      </w:r>
+      <w:r>
+        <w:t xml:space="preserve"> </w:t>
+      </w:r>
+      <w:proofErr w:type="spellStart"/>
+      <w:r>
+        <w:t>Matlab</w:t>
+      </w:r>
+      <w:proofErr w:type="spellEnd"/>
+      <w:r>
+        <w:t xml:space="preserve"> to analyze regenerative cooling of a 500-pound force liquid rocket engine</w:t>
       </w:r>
     </w:p>
     <w:p>

--- a/Brandon Oltarsh.docx
+++ b/Brandon Oltarsh.docx
@@ -142,7 +142,7 @@
         <w:t xml:space="preserve">GPA: </w:t>
       </w:r>
       <w:r>
-        <w:t>4.0</w:t>
+        <w:t>3.98</w:t>
       </w:r>
     </w:p>
     <w:p>
@@ -583,7 +583,7 @@
           <w:i/>
           <w:iCs/>
         </w:rPr>
-        <w:t>Volunteer (Every other Sunday)</w:t>
+        <w:t>Volunteer</w:t>
       </w:r>
     </w:p>
     <w:p>
